--- a/project-personal/stage4/report/report.docx
+++ b/project-personal/stage4/report/report.docx
@@ -99,11 +99,11 @@
         <w:pStyle w:val="FirstParagraph"/>
       </w:pPr>
       <w:r>
-        <w:t xml:space="preserve">Создать индивидуальный сайт,постепенно его заполняя</w:t>
+        <w:t xml:space="preserve">Изпользовать nikto</w:t>
       </w:r>
     </w:p>
     <w:bookmarkEnd w:id="20"/>
-    <w:bookmarkStart w:id="36" w:name="задачи"/>
+    <w:bookmarkStart w:id="45" w:name="задачи"/>
     <w:p>
       <w:pPr>
         <w:pStyle w:val="Heading1"/>
@@ -126,7 +126,7 @@
         <w:pStyle w:val="FirstParagraph"/>
       </w:pPr>
       <w:r>
-        <w:t xml:space="preserve">Добавить в файле index.md нашего профиля ссылки на ресурсы</w:t>
+        <w:t xml:space="preserve">Для начала откровем терминал и установим nikto</w:t>
       </w:r>
     </w:p>
     <w:p>
@@ -136,9 +136,9 @@
       <w:r>
         <w:drawing>
           <wp:inline>
-            <wp:extent cx="4991100" cy="4933950"/>
+            <wp:extent cx="5334000" cy="1200348"/>
             <wp:effectExtent b="0" l="0" r="0" t="0"/>
-            <wp:docPr descr="sc1" title="" id="22" name="Picture"/>
+            <wp:docPr descr="1" title="" id="22" name="Picture"/>
             <a:graphic>
               <a:graphicData uri="http://schemas.openxmlformats.org/drawingml/2006/picture">
                 <pic:pic>
@@ -157,7 +157,7 @@
                   <pic:spPr bwMode="auto">
                     <a:xfrm>
                       <a:off x="0" y="0"/>
-                      <a:ext cx="4991100" cy="4933950"/>
+                      <a:ext cx="5334000" cy="1200348"/>
                     </a:xfrm>
                     <a:prstGeom prst="rect">
                       <a:avLst/>
@@ -181,7 +181,7 @@
         <w:pStyle w:val="ImageCaption"/>
       </w:pPr>
       <w:r>
-        <w:t xml:space="preserve">sc1</w:t>
+        <w:t xml:space="preserve">1</w:t>
       </w:r>
     </w:p>
     <w:p>
@@ -189,15 +189,7 @@
         <w:pStyle w:val="BodyText"/>
       </w:pPr>
       <w:r>
-        <w:t xml:space="preserve">Пост о прошедшей неделе</w:t>
-      </w:r>
-    </w:p>
-    <w:p>
-      <w:pPr>
-        <w:pStyle w:val="BodyText"/>
-      </w:pPr>
-      <w:r>
-        <w:t xml:space="preserve">Напишем пост о прошедшей неделе</w:t>
+        <w:t xml:space="preserve">После чего проверим сканирование веб-сервера</w:t>
       </w:r>
     </w:p>
     <w:p>
@@ -207,9 +199,9 @@
       <w:r>
         <w:drawing>
           <wp:inline>
-            <wp:extent cx="5334000" cy="4852620"/>
+            <wp:extent cx="5334000" cy="1024128"/>
             <wp:effectExtent b="0" l="0" r="0" t="0"/>
-            <wp:docPr descr="sc2" title="" id="25" name="Picture"/>
+            <wp:docPr descr="2" title="" id="25" name="Picture"/>
             <a:graphic>
               <a:graphicData uri="http://schemas.openxmlformats.org/drawingml/2006/picture">
                 <pic:pic>
@@ -228,7 +220,7 @@
                   <pic:spPr bwMode="auto">
                     <a:xfrm>
                       <a:off x="0" y="0"/>
-                      <a:ext cx="5334000" cy="4852620"/>
+                      <a:ext cx="5334000" cy="1024128"/>
                     </a:xfrm>
                     <a:prstGeom prst="rect">
                       <a:avLst/>
@@ -252,7 +244,7 @@
         <w:pStyle w:val="ImageCaption"/>
       </w:pPr>
       <w:r>
-        <w:t xml:space="preserve">sc2</w:t>
+        <w:t xml:space="preserve">2</w:t>
       </w:r>
     </w:p>
     <w:p>
@@ -260,15 +252,7 @@
         <w:pStyle w:val="BodyText"/>
       </w:pPr>
       <w:r>
-        <w:t xml:space="preserve">Пост про презентации</w:t>
-      </w:r>
-    </w:p>
-    <w:p>
-      <w:pPr>
-        <w:pStyle w:val="BodyText"/>
-      </w:pPr>
-      <w:r>
-        <w:t xml:space="preserve">Напишем пост про презентации</w:t>
+        <w:t xml:space="preserve">Далее проверим детальное сканирование с выводом в файл</w:t>
       </w:r>
     </w:p>
     <w:p>
@@ -278,9 +262,9 @@
       <w:r>
         <w:drawing>
           <wp:inline>
-            <wp:extent cx="5334000" cy="5490444"/>
+            <wp:extent cx="5334000" cy="1117399"/>
             <wp:effectExtent b="0" l="0" r="0" t="0"/>
-            <wp:docPr descr="sc3" title="" id="28" name="Picture"/>
+            <wp:docPr descr="3" title="" id="28" name="Picture"/>
             <a:graphic>
               <a:graphicData uri="http://schemas.openxmlformats.org/drawingml/2006/picture">
                 <pic:pic>
@@ -299,7 +283,7 @@
                   <pic:spPr bwMode="auto">
                     <a:xfrm>
                       <a:off x="0" y="0"/>
-                      <a:ext cx="5334000" cy="5490444"/>
+                      <a:ext cx="5334000" cy="1117399"/>
                     </a:xfrm>
                     <a:prstGeom prst="rect">
                       <a:avLst/>
@@ -323,7 +307,7 @@
         <w:pStyle w:val="ImageCaption"/>
       </w:pPr>
       <w:r>
-        <w:t xml:space="preserve">sc3</w:t>
+        <w:t xml:space="preserve">3</w:t>
       </w:r>
     </w:p>
     <w:p>
@@ -331,15 +315,7 @@
         <w:pStyle w:val="BodyText"/>
       </w:pPr>
       <w:r>
-        <w:t xml:space="preserve">Вид постов</w:t>
-      </w:r>
-    </w:p>
-    <w:p>
-      <w:pPr>
-        <w:pStyle w:val="BodyText"/>
-      </w:pPr>
-      <w:r>
-        <w:t xml:space="preserve">Так выглядят посты</w:t>
+        <w:t xml:space="preserve">Затем сделаем сканирование с игнорированием ошибок SSL</w:t>
       </w:r>
     </w:p>
     <w:p>
@@ -349,9 +325,9 @@
       <w:r>
         <w:drawing>
           <wp:inline>
-            <wp:extent cx="5305425" cy="2152650"/>
+            <wp:extent cx="5334000" cy="1936169"/>
             <wp:effectExtent b="0" l="0" r="0" t="0"/>
-            <wp:docPr descr="sc4" title="" id="31" name="Picture"/>
+            <wp:docPr descr="4" title="" id="31" name="Picture"/>
             <a:graphic>
               <a:graphicData uri="http://schemas.openxmlformats.org/drawingml/2006/picture">
                 <pic:pic>
@@ -370,7 +346,7 @@
                   <pic:spPr bwMode="auto">
                     <a:xfrm>
                       <a:off x="0" y="0"/>
-                      <a:ext cx="5305425" cy="2152650"/>
+                      <a:ext cx="5334000" cy="1936169"/>
                     </a:xfrm>
                     <a:prstGeom prst="rect">
                       <a:avLst/>
@@ -394,7 +370,7 @@
         <w:pStyle w:val="ImageCaption"/>
       </w:pPr>
       <w:r>
-        <w:t xml:space="preserve">sc4</w:t>
+        <w:t xml:space="preserve">4</w:t>
       </w:r>
     </w:p>
     <w:p>
@@ -402,7 +378,7 @@
         <w:pStyle w:val="BodyText"/>
       </w:pPr>
       <w:r>
-        <w:t xml:space="preserve">Второй пост</w:t>
+        <w:t xml:space="preserve">После чего сделаем сканирование конкретного порта, я выбрал 8080</w:t>
       </w:r>
     </w:p>
     <w:p>
@@ -412,9 +388,9 @@
       <w:r>
         <w:drawing>
           <wp:inline>
-            <wp:extent cx="5334000" cy="2080896"/>
+            <wp:extent cx="5334000" cy="802967"/>
             <wp:effectExtent b="0" l="0" r="0" t="0"/>
-            <wp:docPr descr="sc5" title="" id="34" name="Picture"/>
+            <wp:docPr descr="5" title="" id="34" name="Picture"/>
             <a:graphic>
               <a:graphicData uri="http://schemas.openxmlformats.org/drawingml/2006/picture">
                 <pic:pic>
@@ -433,7 +409,7 @@
                   <pic:spPr bwMode="auto">
                     <a:xfrm>
                       <a:off x="0" y="0"/>
-                      <a:ext cx="5334000" cy="2080896"/>
+                      <a:ext cx="5334000" cy="802967"/>
                     </a:xfrm>
                     <a:prstGeom prst="rect">
                       <a:avLst/>
@@ -457,11 +433,200 @@
         <w:pStyle w:val="ImageCaption"/>
       </w:pPr>
       <w:r>
-        <w:t xml:space="preserve">sc5</w:t>
-      </w:r>
-    </w:p>
-    <w:bookmarkEnd w:id="36"/>
-    <w:bookmarkStart w:id="37" w:name="выводы"/>
+        <w:t xml:space="preserve">5</w:t>
+      </w:r>
+    </w:p>
+    <w:p>
+      <w:pPr>
+        <w:pStyle w:val="BodyText"/>
+      </w:pPr>
+      <w:r>
+        <w:t xml:space="preserve">Далее сделаем ускоренное сканирование</w:t>
+      </w:r>
+    </w:p>
+    <w:p>
+      <w:pPr>
+        <w:pStyle w:val="CaptionedFigure"/>
+      </w:pPr>
+      <w:r>
+        <w:drawing>
+          <wp:inline>
+            <wp:extent cx="5334000" cy="1370048"/>
+            <wp:effectExtent b="0" l="0" r="0" t="0"/>
+            <wp:docPr descr="6" title="" id="37" name="Picture"/>
+            <a:graphic>
+              <a:graphicData uri="http://schemas.openxmlformats.org/drawingml/2006/picture">
+                <pic:pic>
+                  <pic:nvPicPr>
+                    <pic:cNvPr descr="image/6.png" id="38" name="Picture"/>
+                    <pic:cNvPicPr>
+                      <a:picLocks noChangeArrowheads="1" noChangeAspect="1"/>
+                    </pic:cNvPicPr>
+                  </pic:nvPicPr>
+                  <pic:blipFill>
+                    <a:blip r:embed="rId36"/>
+                    <a:stretch>
+                      <a:fillRect/>
+                    </a:stretch>
+                  </pic:blipFill>
+                  <pic:spPr bwMode="auto">
+                    <a:xfrm>
+                      <a:off x="0" y="0"/>
+                      <a:ext cx="5334000" cy="1370048"/>
+                    </a:xfrm>
+                    <a:prstGeom prst="rect">
+                      <a:avLst/>
+                    </a:prstGeom>
+                    <a:noFill/>
+                    <a:ln w="9525">
+                      <a:noFill/>
+                      <a:headEnd/>
+                      <a:tailEnd/>
+                    </a:ln>
+                  </pic:spPr>
+                </pic:pic>
+              </a:graphicData>
+            </a:graphic>
+          </wp:inline>
+        </w:drawing>
+      </w:r>
+    </w:p>
+    <w:p>
+      <w:pPr>
+        <w:pStyle w:val="ImageCaption"/>
+      </w:pPr>
+      <w:r>
+        <w:t xml:space="preserve">6</w:t>
+      </w:r>
+    </w:p>
+    <w:p>
+      <w:pPr>
+        <w:pStyle w:val="BodyText"/>
+      </w:pPr>
+      <w:r>
+        <w:t xml:space="preserve">Затем сделаем проверку конкретной уязвимости или файла</w:t>
+      </w:r>
+    </w:p>
+    <w:p>
+      <w:pPr>
+        <w:pStyle w:val="CaptionedFigure"/>
+      </w:pPr>
+      <w:r>
+        <w:drawing>
+          <wp:inline>
+            <wp:extent cx="5334000" cy="1340832"/>
+            <wp:effectExtent b="0" l="0" r="0" t="0"/>
+            <wp:docPr descr="7" title="" id="40" name="Picture"/>
+            <a:graphic>
+              <a:graphicData uri="http://schemas.openxmlformats.org/drawingml/2006/picture">
+                <pic:pic>
+                  <pic:nvPicPr>
+                    <pic:cNvPr descr="image/7.png" id="41" name="Picture"/>
+                    <pic:cNvPicPr>
+                      <a:picLocks noChangeArrowheads="1" noChangeAspect="1"/>
+                    </pic:cNvPicPr>
+                  </pic:nvPicPr>
+                  <pic:blipFill>
+                    <a:blip r:embed="rId39"/>
+                    <a:stretch>
+                      <a:fillRect/>
+                    </a:stretch>
+                  </pic:blipFill>
+                  <pic:spPr bwMode="auto">
+                    <a:xfrm>
+                      <a:off x="0" y="0"/>
+                      <a:ext cx="5334000" cy="1340832"/>
+                    </a:xfrm>
+                    <a:prstGeom prst="rect">
+                      <a:avLst/>
+                    </a:prstGeom>
+                    <a:noFill/>
+                    <a:ln w="9525">
+                      <a:noFill/>
+                      <a:headEnd/>
+                      <a:tailEnd/>
+                    </a:ln>
+                  </pic:spPr>
+                </pic:pic>
+              </a:graphicData>
+            </a:graphic>
+          </wp:inline>
+        </w:drawing>
+      </w:r>
+    </w:p>
+    <w:p>
+      <w:pPr>
+        <w:pStyle w:val="ImageCaption"/>
+      </w:pPr>
+      <w:r>
+        <w:t xml:space="preserve">7</w:t>
+      </w:r>
+    </w:p>
+    <w:p>
+      <w:pPr>
+        <w:pStyle w:val="BodyText"/>
+      </w:pPr>
+      <w:r>
+        <w:t xml:space="preserve">И в последней проверке отсканируем конкретный сервер, сохраним отчет в формате html и максимально время 120</w:t>
+      </w:r>
+    </w:p>
+    <w:p>
+      <w:pPr>
+        <w:pStyle w:val="CaptionedFigure"/>
+      </w:pPr>
+      <w:r>
+        <w:drawing>
+          <wp:inline>
+            <wp:extent cx="5334000" cy="1331518"/>
+            <wp:effectExtent b="0" l="0" r="0" t="0"/>
+            <wp:docPr descr="8" title="" id="43" name="Picture"/>
+            <a:graphic>
+              <a:graphicData uri="http://schemas.openxmlformats.org/drawingml/2006/picture">
+                <pic:pic>
+                  <pic:nvPicPr>
+                    <pic:cNvPr descr="image/8.png" id="44" name="Picture"/>
+                    <pic:cNvPicPr>
+                      <a:picLocks noChangeArrowheads="1" noChangeAspect="1"/>
+                    </pic:cNvPicPr>
+                  </pic:nvPicPr>
+                  <pic:blipFill>
+                    <a:blip r:embed="rId42"/>
+                    <a:stretch>
+                      <a:fillRect/>
+                    </a:stretch>
+                  </pic:blipFill>
+                  <pic:spPr bwMode="auto">
+                    <a:xfrm>
+                      <a:off x="0" y="0"/>
+                      <a:ext cx="5334000" cy="1331518"/>
+                    </a:xfrm>
+                    <a:prstGeom prst="rect">
+                      <a:avLst/>
+                    </a:prstGeom>
+                    <a:noFill/>
+                    <a:ln w="9525">
+                      <a:noFill/>
+                      <a:headEnd/>
+                      <a:tailEnd/>
+                    </a:ln>
+                  </pic:spPr>
+                </pic:pic>
+              </a:graphicData>
+            </a:graphic>
+          </wp:inline>
+        </w:drawing>
+      </w:r>
+    </w:p>
+    <w:p>
+      <w:pPr>
+        <w:pStyle w:val="ImageCaption"/>
+      </w:pPr>
+      <w:r>
+        <w:t xml:space="preserve">8</w:t>
+      </w:r>
+    </w:p>
+    <w:bookmarkEnd w:id="45"/>
+    <w:bookmarkStart w:id="46" w:name="выводы"/>
     <w:p>
       <w:pPr>
         <w:pStyle w:val="Heading1"/>
@@ -484,10 +649,10 @@
         <w:pStyle w:val="FirstParagraph"/>
       </w:pPr>
       <w:r>
-        <w:t xml:space="preserve">В результате работы были добавлены ссылки на ресурсы</w:t>
-      </w:r>
-    </w:p>
-    <w:bookmarkEnd w:id="37"/>
+        <w:t xml:space="preserve">В результате выполнения лабораторной работы я получил навыки работы с nikto</w:t>
+      </w:r>
+    </w:p>
+    <w:bookmarkEnd w:id="46"/>
     <w:sectPr/>
   </w:body>
 </w:document>
